--- a/ss1/bt ss1 pastapi.docx
+++ b/ss1/bt ss1 pastapi.docx
@@ -7430,705 +7430,8 @@
       <w:pPr>
         <w:rPr>
           <w:rFonts w:asciiTheme="majorHAnsi" w:hAnsiTheme="majorHAnsi" w:cstheme="majorHAnsi"/>
-          <w:b/>
-          <w:bCs/>
-          <w:lang w:val="en-US"/>
         </w:rPr>
       </w:pPr>
-      <w:r>
-        <w:rPr>
-          <w:rFonts w:asciiTheme="majorHAnsi" w:hAnsiTheme="majorHAnsi" w:cstheme="majorHAnsi"/>
-          <w:b/>
-          <w:bCs/>
-          <w:lang w:val="en-US"/>
-        </w:rPr>
-        <w:lastRenderedPageBreak/>
-        <w:t xml:space="preserve"> </w:t>
-      </w:r>
-      <w:proofErr w:type="spellStart"/>
-      <w:r>
-        <w:rPr>
-          <w:rFonts w:asciiTheme="majorHAnsi" w:hAnsiTheme="majorHAnsi" w:cstheme="majorHAnsi"/>
-          <w:b/>
-          <w:bCs/>
-          <w:lang w:val="en-US"/>
-        </w:rPr>
-        <w:t>Gợi</w:t>
-      </w:r>
-      <w:proofErr w:type="spellEnd"/>
-      <w:r>
-        <w:rPr>
-          <w:rFonts w:asciiTheme="majorHAnsi" w:hAnsiTheme="majorHAnsi" w:cstheme="majorHAnsi"/>
-          <w:b/>
-          <w:bCs/>
-          <w:lang w:val="en-US"/>
-        </w:rPr>
-        <w:t xml:space="preserve"> ý </w:t>
-      </w:r>
-      <w:proofErr w:type="spellStart"/>
-      <w:r>
-        <w:rPr>
-          <w:rFonts w:asciiTheme="majorHAnsi" w:hAnsiTheme="majorHAnsi" w:cstheme="majorHAnsi"/>
-          <w:b/>
-          <w:bCs/>
-          <w:lang w:val="en-US"/>
-        </w:rPr>
-        <w:t>vẽ</w:t>
-      </w:r>
-      <w:proofErr w:type="spellEnd"/>
-      <w:r>
-        <w:rPr>
-          <w:rFonts w:asciiTheme="majorHAnsi" w:hAnsiTheme="majorHAnsi" w:cstheme="majorHAnsi"/>
-          <w:b/>
-          <w:bCs/>
-          <w:lang w:val="en-US"/>
-        </w:rPr>
-        <w:t xml:space="preserve"> </w:t>
-      </w:r>
-      <w:proofErr w:type="spellStart"/>
-      <w:r>
-        <w:rPr>
-          <w:rFonts w:asciiTheme="majorHAnsi" w:hAnsiTheme="majorHAnsi" w:cstheme="majorHAnsi"/>
-          <w:b/>
-          <w:bCs/>
-          <w:lang w:val="en-US"/>
-        </w:rPr>
-        <w:t>sơ</w:t>
-      </w:r>
-      <w:proofErr w:type="spellEnd"/>
-      <w:r>
-        <w:rPr>
-          <w:rFonts w:asciiTheme="majorHAnsi" w:hAnsiTheme="majorHAnsi" w:cstheme="majorHAnsi"/>
-          <w:b/>
-          <w:bCs/>
-          <w:lang w:val="en-US"/>
-        </w:rPr>
-        <w:t xml:space="preserve"> </w:t>
-      </w:r>
-      <w:proofErr w:type="spellStart"/>
-      <w:r>
-        <w:rPr>
-          <w:rFonts w:asciiTheme="majorHAnsi" w:hAnsiTheme="majorHAnsi" w:cstheme="majorHAnsi"/>
-          <w:b/>
-          <w:bCs/>
-          <w:lang w:val="en-US"/>
-        </w:rPr>
-        <w:t>đồ</w:t>
-      </w:r>
-      <w:proofErr w:type="spellEnd"/>
-      <w:r>
-        <w:rPr>
-          <w:rFonts w:asciiTheme="majorHAnsi" w:hAnsiTheme="majorHAnsi" w:cstheme="majorHAnsi"/>
-          <w:b/>
-          <w:bCs/>
-          <w:lang w:val="en-US"/>
-        </w:rPr>
-        <w:t xml:space="preserve"> </w:t>
-      </w:r>
-      <w:proofErr w:type="spellStart"/>
-      <w:r>
-        <w:rPr>
-          <w:rFonts w:asciiTheme="majorHAnsi" w:hAnsiTheme="majorHAnsi" w:cstheme="majorHAnsi"/>
-          <w:b/>
-          <w:bCs/>
-          <w:lang w:val="en-US"/>
-        </w:rPr>
-        <w:t>đơn</w:t>
-      </w:r>
-      <w:proofErr w:type="spellEnd"/>
-      <w:r>
-        <w:rPr>
-          <w:rFonts w:asciiTheme="majorHAnsi" w:hAnsiTheme="majorHAnsi" w:cstheme="majorHAnsi"/>
-          <w:b/>
-          <w:bCs/>
-          <w:lang w:val="en-US"/>
-        </w:rPr>
-        <w:t xml:space="preserve"> </w:t>
-      </w:r>
-      <w:proofErr w:type="spellStart"/>
-      <w:r>
-        <w:rPr>
-          <w:rFonts w:asciiTheme="majorHAnsi" w:hAnsiTheme="majorHAnsi" w:cstheme="majorHAnsi"/>
-          <w:b/>
-          <w:bCs/>
-          <w:lang w:val="en-US"/>
-        </w:rPr>
-        <w:t>giản</w:t>
-      </w:r>
-      <w:proofErr w:type="spellEnd"/>
-      <w:r>
-        <w:rPr>
-          <w:rFonts w:asciiTheme="majorHAnsi" w:hAnsiTheme="majorHAnsi" w:cstheme="majorHAnsi"/>
-          <w:b/>
-          <w:bCs/>
-          <w:lang w:val="en-US"/>
-        </w:rPr>
-        <w:t xml:space="preserve"> </w:t>
-      </w:r>
-      <w:proofErr w:type="spellStart"/>
-      <w:r>
-        <w:rPr>
-          <w:rFonts w:asciiTheme="majorHAnsi" w:hAnsiTheme="majorHAnsi" w:cstheme="majorHAnsi"/>
-          <w:b/>
-          <w:bCs/>
-          <w:lang w:val="en-US"/>
-        </w:rPr>
-        <w:t>cho</w:t>
-      </w:r>
-      <w:proofErr w:type="spellEnd"/>
-      <w:r>
-        <w:rPr>
-          <w:rFonts w:asciiTheme="majorHAnsi" w:hAnsiTheme="majorHAnsi" w:cstheme="majorHAnsi"/>
-          <w:b/>
-          <w:bCs/>
-          <w:lang w:val="en-US"/>
-        </w:rPr>
-        <w:t xml:space="preserve"> </w:t>
-      </w:r>
-      <w:proofErr w:type="spellStart"/>
-      <w:r>
-        <w:rPr>
-          <w:rFonts w:asciiTheme="majorHAnsi" w:hAnsiTheme="majorHAnsi" w:cstheme="majorHAnsi"/>
-          <w:b/>
-          <w:bCs/>
-          <w:lang w:val="en-US"/>
-        </w:rPr>
-        <w:t>bài</w:t>
-      </w:r>
-      <w:proofErr w:type="spellEnd"/>
-      <w:r>
-        <w:rPr>
-          <w:rFonts w:asciiTheme="majorHAnsi" w:hAnsiTheme="majorHAnsi" w:cstheme="majorHAnsi"/>
-          <w:b/>
-          <w:bCs/>
-          <w:lang w:val="en-US"/>
-        </w:rPr>
-        <w:t xml:space="preserve"> </w:t>
-      </w:r>
-      <w:proofErr w:type="spellStart"/>
-      <w:r>
-        <w:rPr>
-          <w:rFonts w:asciiTheme="majorHAnsi" w:hAnsiTheme="majorHAnsi" w:cstheme="majorHAnsi"/>
-          <w:b/>
-          <w:bCs/>
-          <w:lang w:val="en-US"/>
-        </w:rPr>
-        <w:t>làm</w:t>
-      </w:r>
-      <w:proofErr w:type="spellEnd"/>
-      <w:r>
-        <w:rPr>
-          <w:rFonts w:asciiTheme="majorHAnsi" w:hAnsiTheme="majorHAnsi" w:cstheme="majorHAnsi"/>
-          <w:b/>
-          <w:bCs/>
-          <w:lang w:val="en-US"/>
-        </w:rPr>
-        <w:t>:</w:t>
-      </w:r>
-    </w:p>
-    <w:p>
-      <w:pPr>
-        <w:rPr>
-          <w:rFonts w:asciiTheme="majorHAnsi" w:hAnsiTheme="majorHAnsi" w:cstheme="majorHAnsi"/>
-          <w:lang w:val="en-US"/>
-        </w:rPr>
-      </w:pPr>
-      <w:proofErr w:type="spellStart"/>
-      <w:r>
-        <w:rPr>
-          <w:rFonts w:asciiTheme="majorHAnsi" w:hAnsiTheme="majorHAnsi" w:cstheme="majorHAnsi"/>
-          <w:lang w:val="en-US"/>
-        </w:rPr>
-        <w:t>Bạn</w:t>
-      </w:r>
-      <w:proofErr w:type="spellEnd"/>
-      <w:r>
-        <w:rPr>
-          <w:rFonts w:asciiTheme="majorHAnsi" w:hAnsiTheme="majorHAnsi" w:cstheme="majorHAnsi"/>
-          <w:lang w:val="en-US"/>
-        </w:rPr>
-        <w:t xml:space="preserve"> </w:t>
-      </w:r>
-      <w:proofErr w:type="spellStart"/>
-      <w:r>
-        <w:rPr>
-          <w:rFonts w:asciiTheme="majorHAnsi" w:hAnsiTheme="majorHAnsi" w:cstheme="majorHAnsi"/>
-          <w:lang w:val="en-US"/>
-        </w:rPr>
-        <w:t>có</w:t>
-      </w:r>
-      <w:proofErr w:type="spellEnd"/>
-      <w:r>
-        <w:rPr>
-          <w:rFonts w:asciiTheme="majorHAnsi" w:hAnsiTheme="majorHAnsi" w:cstheme="majorHAnsi"/>
-          <w:lang w:val="en-US"/>
-        </w:rPr>
-        <w:t xml:space="preserve"> </w:t>
-      </w:r>
-      <w:proofErr w:type="spellStart"/>
-      <w:r>
-        <w:rPr>
-          <w:rFonts w:asciiTheme="majorHAnsi" w:hAnsiTheme="majorHAnsi" w:cstheme="majorHAnsi"/>
-          <w:lang w:val="en-US"/>
-        </w:rPr>
-        <w:t>thể</w:t>
-      </w:r>
-      <w:proofErr w:type="spellEnd"/>
-      <w:r>
-        <w:rPr>
-          <w:rFonts w:asciiTheme="majorHAnsi" w:hAnsiTheme="majorHAnsi" w:cstheme="majorHAnsi"/>
-          <w:lang w:val="en-US"/>
-        </w:rPr>
-        <w:t xml:space="preserve"> </w:t>
-      </w:r>
-      <w:proofErr w:type="spellStart"/>
-      <w:r>
-        <w:rPr>
-          <w:rFonts w:asciiTheme="majorHAnsi" w:hAnsiTheme="majorHAnsi" w:cstheme="majorHAnsi"/>
-          <w:lang w:val="en-US"/>
-        </w:rPr>
-        <w:t>tự</w:t>
-      </w:r>
-      <w:proofErr w:type="spellEnd"/>
-      <w:r>
-        <w:rPr>
-          <w:rFonts w:asciiTheme="majorHAnsi" w:hAnsiTheme="majorHAnsi" w:cstheme="majorHAnsi"/>
-          <w:lang w:val="en-US"/>
-        </w:rPr>
-        <w:t xml:space="preserve"> </w:t>
-      </w:r>
-      <w:proofErr w:type="spellStart"/>
-      <w:r>
-        <w:rPr>
-          <w:rFonts w:asciiTheme="majorHAnsi" w:hAnsiTheme="majorHAnsi" w:cstheme="majorHAnsi"/>
-          <w:lang w:val="en-US"/>
-        </w:rPr>
-        <w:t>vẽ</w:t>
-      </w:r>
-      <w:proofErr w:type="spellEnd"/>
-      <w:r>
-        <w:rPr>
-          <w:rFonts w:asciiTheme="majorHAnsi" w:hAnsiTheme="majorHAnsi" w:cstheme="majorHAnsi"/>
-          <w:lang w:val="en-US"/>
-        </w:rPr>
-        <w:t xml:space="preserve"> </w:t>
-      </w:r>
-      <w:proofErr w:type="spellStart"/>
-      <w:r>
-        <w:rPr>
-          <w:rFonts w:asciiTheme="majorHAnsi" w:hAnsiTheme="majorHAnsi" w:cstheme="majorHAnsi"/>
-          <w:lang w:val="en-US"/>
-        </w:rPr>
-        <w:t>một</w:t>
-      </w:r>
-      <w:proofErr w:type="spellEnd"/>
-      <w:r>
-        <w:rPr>
-          <w:rFonts w:asciiTheme="majorHAnsi" w:hAnsiTheme="majorHAnsi" w:cstheme="majorHAnsi"/>
-          <w:lang w:val="en-US"/>
-        </w:rPr>
-        <w:t xml:space="preserve"> </w:t>
-      </w:r>
-      <w:proofErr w:type="spellStart"/>
-      <w:r>
-        <w:rPr>
-          <w:rFonts w:asciiTheme="majorHAnsi" w:hAnsiTheme="majorHAnsi" w:cstheme="majorHAnsi"/>
-          <w:lang w:val="en-US"/>
-        </w:rPr>
-        <w:t>sơ</w:t>
-      </w:r>
-      <w:proofErr w:type="spellEnd"/>
-      <w:r>
-        <w:rPr>
-          <w:rFonts w:asciiTheme="majorHAnsi" w:hAnsiTheme="majorHAnsi" w:cstheme="majorHAnsi"/>
-          <w:lang w:val="en-US"/>
-        </w:rPr>
-        <w:t xml:space="preserve"> </w:t>
-      </w:r>
-      <w:proofErr w:type="spellStart"/>
-      <w:r>
-        <w:rPr>
-          <w:rFonts w:asciiTheme="majorHAnsi" w:hAnsiTheme="majorHAnsi" w:cstheme="majorHAnsi"/>
-          <w:lang w:val="en-US"/>
-        </w:rPr>
-        <w:t>đồ</w:t>
-      </w:r>
-      <w:proofErr w:type="spellEnd"/>
-      <w:r>
-        <w:rPr>
-          <w:rFonts w:asciiTheme="majorHAnsi" w:hAnsiTheme="majorHAnsi" w:cstheme="majorHAnsi"/>
-          <w:lang w:val="en-US"/>
-        </w:rPr>
-        <w:t xml:space="preserve"> </w:t>
-      </w:r>
-      <w:proofErr w:type="spellStart"/>
-      <w:r>
-        <w:rPr>
-          <w:rFonts w:asciiTheme="majorHAnsi" w:hAnsiTheme="majorHAnsi" w:cstheme="majorHAnsi"/>
-          <w:lang w:val="en-US"/>
-        </w:rPr>
-        <w:t>khối</w:t>
-      </w:r>
-      <w:proofErr w:type="spellEnd"/>
-      <w:r>
-        <w:rPr>
-          <w:rFonts w:asciiTheme="majorHAnsi" w:hAnsiTheme="majorHAnsi" w:cstheme="majorHAnsi"/>
-          <w:lang w:val="en-US"/>
-        </w:rPr>
-        <w:t xml:space="preserve"> </w:t>
-      </w:r>
-      <w:proofErr w:type="spellStart"/>
-      <w:r>
-        <w:rPr>
-          <w:rFonts w:asciiTheme="majorHAnsi" w:hAnsiTheme="majorHAnsi" w:cstheme="majorHAnsi"/>
-          <w:lang w:val="en-US"/>
-        </w:rPr>
-        <w:t>đơn</w:t>
-      </w:r>
-      <w:proofErr w:type="spellEnd"/>
-      <w:r>
-        <w:rPr>
-          <w:rFonts w:asciiTheme="majorHAnsi" w:hAnsiTheme="majorHAnsi" w:cstheme="majorHAnsi"/>
-          <w:lang w:val="en-US"/>
-        </w:rPr>
-        <w:t xml:space="preserve"> </w:t>
-      </w:r>
-      <w:proofErr w:type="spellStart"/>
-      <w:r>
-        <w:rPr>
-          <w:rFonts w:asciiTheme="majorHAnsi" w:hAnsiTheme="majorHAnsi" w:cstheme="majorHAnsi"/>
-          <w:lang w:val="en-US"/>
-        </w:rPr>
-        <w:t>giản</w:t>
-      </w:r>
-      <w:proofErr w:type="spellEnd"/>
-      <w:r>
-        <w:rPr>
-          <w:rFonts w:asciiTheme="majorHAnsi" w:hAnsiTheme="majorHAnsi" w:cstheme="majorHAnsi"/>
-          <w:lang w:val="en-US"/>
-        </w:rPr>
-        <w:t xml:space="preserve"> </w:t>
-      </w:r>
-      <w:proofErr w:type="spellStart"/>
-      <w:r>
-        <w:rPr>
-          <w:rFonts w:asciiTheme="majorHAnsi" w:hAnsiTheme="majorHAnsi" w:cstheme="majorHAnsi"/>
-          <w:lang w:val="en-US"/>
-        </w:rPr>
-        <w:t>bằng</w:t>
-      </w:r>
-      <w:proofErr w:type="spellEnd"/>
-      <w:r>
-        <w:rPr>
-          <w:rFonts w:asciiTheme="majorHAnsi" w:hAnsiTheme="majorHAnsi" w:cstheme="majorHAnsi"/>
-          <w:lang w:val="en-US"/>
-        </w:rPr>
-        <w:t xml:space="preserve"> </w:t>
-      </w:r>
-      <w:proofErr w:type="spellStart"/>
-      <w:r>
-        <w:rPr>
-          <w:rFonts w:asciiTheme="majorHAnsi" w:hAnsiTheme="majorHAnsi" w:cstheme="majorHAnsi"/>
-          <w:lang w:val="en-US"/>
-        </w:rPr>
-        <w:t>tay</w:t>
-      </w:r>
-      <w:proofErr w:type="spellEnd"/>
-      <w:r>
-        <w:rPr>
-          <w:rFonts w:asciiTheme="majorHAnsi" w:hAnsiTheme="majorHAnsi" w:cstheme="majorHAnsi"/>
-          <w:lang w:val="en-US"/>
-        </w:rPr>
-        <w:t xml:space="preserve"> </w:t>
-      </w:r>
-      <w:proofErr w:type="spellStart"/>
-      <w:r>
-        <w:rPr>
-          <w:rFonts w:asciiTheme="majorHAnsi" w:hAnsiTheme="majorHAnsi" w:cstheme="majorHAnsi"/>
-          <w:lang w:val="en-US"/>
-        </w:rPr>
-        <w:t>hoặc</w:t>
-      </w:r>
-      <w:proofErr w:type="spellEnd"/>
-      <w:r>
-        <w:rPr>
-          <w:rFonts w:asciiTheme="majorHAnsi" w:hAnsiTheme="majorHAnsi" w:cstheme="majorHAnsi"/>
-          <w:lang w:val="en-US"/>
-        </w:rPr>
-        <w:t xml:space="preserve"> </w:t>
-      </w:r>
-      <w:proofErr w:type="spellStart"/>
-      <w:r>
-        <w:rPr>
-          <w:rFonts w:asciiTheme="majorHAnsi" w:hAnsiTheme="majorHAnsi" w:cstheme="majorHAnsi"/>
-          <w:lang w:val="en-US"/>
-        </w:rPr>
-        <w:t>bằng</w:t>
-      </w:r>
-      <w:proofErr w:type="spellEnd"/>
-      <w:r>
-        <w:rPr>
-          <w:rFonts w:asciiTheme="majorHAnsi" w:hAnsiTheme="majorHAnsi" w:cstheme="majorHAnsi"/>
-          <w:lang w:val="en-US"/>
-        </w:rPr>
-        <w:t xml:space="preserve"> </w:t>
-      </w:r>
-      <w:proofErr w:type="spellStart"/>
-      <w:r>
-        <w:rPr>
-          <w:rFonts w:asciiTheme="majorHAnsi" w:hAnsiTheme="majorHAnsi" w:cstheme="majorHAnsi"/>
-          <w:lang w:val="en-US"/>
-        </w:rPr>
-        <w:t>các</w:t>
-      </w:r>
-      <w:proofErr w:type="spellEnd"/>
-      <w:r>
-        <w:rPr>
-          <w:rFonts w:asciiTheme="majorHAnsi" w:hAnsiTheme="majorHAnsi" w:cstheme="majorHAnsi"/>
-          <w:lang w:val="en-US"/>
-        </w:rPr>
-        <w:t xml:space="preserve"> </w:t>
-      </w:r>
-      <w:proofErr w:type="spellStart"/>
-      <w:r>
-        <w:rPr>
-          <w:rFonts w:asciiTheme="majorHAnsi" w:hAnsiTheme="majorHAnsi" w:cstheme="majorHAnsi"/>
-          <w:lang w:val="en-US"/>
-        </w:rPr>
-        <w:t>công</w:t>
-      </w:r>
-      <w:proofErr w:type="spellEnd"/>
-      <w:r>
-        <w:rPr>
-          <w:rFonts w:asciiTheme="majorHAnsi" w:hAnsiTheme="majorHAnsi" w:cstheme="majorHAnsi"/>
-          <w:lang w:val="en-US"/>
-        </w:rPr>
-        <w:t xml:space="preserve"> </w:t>
-      </w:r>
-      <w:proofErr w:type="spellStart"/>
-      <w:r>
-        <w:rPr>
-          <w:rFonts w:asciiTheme="majorHAnsi" w:hAnsiTheme="majorHAnsi" w:cstheme="majorHAnsi"/>
-          <w:lang w:val="en-US"/>
-        </w:rPr>
-        <w:t>cụ</w:t>
-      </w:r>
-      <w:proofErr w:type="spellEnd"/>
-      <w:r>
-        <w:rPr>
-          <w:rFonts w:asciiTheme="majorHAnsi" w:hAnsiTheme="majorHAnsi" w:cstheme="majorHAnsi"/>
-          <w:lang w:val="en-US"/>
-        </w:rPr>
-        <w:t xml:space="preserve"> </w:t>
-      </w:r>
-      <w:proofErr w:type="spellStart"/>
-      <w:r>
-        <w:rPr>
-          <w:rFonts w:asciiTheme="majorHAnsi" w:hAnsiTheme="majorHAnsi" w:cstheme="majorHAnsi"/>
-          <w:lang w:val="en-US"/>
-        </w:rPr>
-        <w:t>như</w:t>
-      </w:r>
-      <w:proofErr w:type="spellEnd"/>
-      <w:r>
-        <w:rPr>
-          <w:rFonts w:asciiTheme="majorHAnsi" w:hAnsiTheme="majorHAnsi" w:cstheme="majorHAnsi"/>
-          <w:lang w:val="en-US"/>
-        </w:rPr>
-        <w:t xml:space="preserve"> Paint/Canva </w:t>
-      </w:r>
-      <w:proofErr w:type="spellStart"/>
-      <w:r>
-        <w:rPr>
-          <w:rFonts w:asciiTheme="majorHAnsi" w:hAnsiTheme="majorHAnsi" w:cstheme="majorHAnsi"/>
-          <w:lang w:val="en-US"/>
-        </w:rPr>
-        <w:t>vào</w:t>
-      </w:r>
-      <w:proofErr w:type="spellEnd"/>
-      <w:r>
-        <w:rPr>
-          <w:rFonts w:asciiTheme="majorHAnsi" w:hAnsiTheme="majorHAnsi" w:cstheme="majorHAnsi"/>
-          <w:lang w:val="en-US"/>
-        </w:rPr>
-        <w:t xml:space="preserve"> </w:t>
-      </w:r>
-      <w:proofErr w:type="spellStart"/>
-      <w:r>
-        <w:rPr>
-          <w:rFonts w:asciiTheme="majorHAnsi" w:hAnsiTheme="majorHAnsi" w:cstheme="majorHAnsi"/>
-          <w:lang w:val="en-US"/>
-        </w:rPr>
-        <w:t>bài</w:t>
-      </w:r>
-      <w:proofErr w:type="spellEnd"/>
-      <w:r>
-        <w:rPr>
-          <w:rFonts w:asciiTheme="majorHAnsi" w:hAnsiTheme="majorHAnsi" w:cstheme="majorHAnsi"/>
-          <w:lang w:val="en-US"/>
-        </w:rPr>
-        <w:t xml:space="preserve"> </w:t>
-      </w:r>
-      <w:proofErr w:type="spellStart"/>
-      <w:r>
-        <w:rPr>
-          <w:rFonts w:asciiTheme="majorHAnsi" w:hAnsiTheme="majorHAnsi" w:cstheme="majorHAnsi"/>
-          <w:lang w:val="en-US"/>
-        </w:rPr>
-        <w:t>thu</w:t>
-      </w:r>
-      <w:proofErr w:type="spellEnd"/>
-      <w:r>
-        <w:rPr>
-          <w:rFonts w:asciiTheme="majorHAnsi" w:hAnsiTheme="majorHAnsi" w:cstheme="majorHAnsi"/>
-          <w:lang w:val="en-US"/>
-        </w:rPr>
-        <w:t xml:space="preserve"> </w:t>
-      </w:r>
-      <w:proofErr w:type="spellStart"/>
-      <w:r>
-        <w:rPr>
-          <w:rFonts w:asciiTheme="majorHAnsi" w:hAnsiTheme="majorHAnsi" w:cstheme="majorHAnsi"/>
-          <w:lang w:val="en-US"/>
-        </w:rPr>
-        <w:t>hoạch</w:t>
-      </w:r>
-      <w:proofErr w:type="spellEnd"/>
-      <w:r>
-        <w:rPr>
-          <w:rFonts w:asciiTheme="majorHAnsi" w:hAnsiTheme="majorHAnsi" w:cstheme="majorHAnsi"/>
-          <w:lang w:val="en-US"/>
-        </w:rPr>
-        <w:t xml:space="preserve"> </w:t>
-      </w:r>
-      <w:proofErr w:type="spellStart"/>
-      <w:r>
-        <w:rPr>
-          <w:rFonts w:asciiTheme="majorHAnsi" w:hAnsiTheme="majorHAnsi" w:cstheme="majorHAnsi"/>
-          <w:lang w:val="en-US"/>
-        </w:rPr>
-        <w:t>để</w:t>
-      </w:r>
-      <w:proofErr w:type="spellEnd"/>
-      <w:r>
-        <w:rPr>
-          <w:rFonts w:asciiTheme="majorHAnsi" w:hAnsiTheme="majorHAnsi" w:cstheme="majorHAnsi"/>
-          <w:lang w:val="en-US"/>
-        </w:rPr>
-        <w:t xml:space="preserve"> </w:t>
-      </w:r>
-      <w:proofErr w:type="spellStart"/>
-      <w:r>
-        <w:rPr>
-          <w:rFonts w:asciiTheme="majorHAnsi" w:hAnsiTheme="majorHAnsi" w:cstheme="majorHAnsi"/>
-          <w:lang w:val="en-US"/>
-        </w:rPr>
-        <w:t>trực</w:t>
-      </w:r>
-      <w:proofErr w:type="spellEnd"/>
-      <w:r>
-        <w:rPr>
-          <w:rFonts w:asciiTheme="majorHAnsi" w:hAnsiTheme="majorHAnsi" w:cstheme="majorHAnsi"/>
-          <w:lang w:val="en-US"/>
-        </w:rPr>
-        <w:t xml:space="preserve"> </w:t>
-      </w:r>
-      <w:proofErr w:type="spellStart"/>
-      <w:r>
-        <w:rPr>
-          <w:rFonts w:asciiTheme="majorHAnsi" w:hAnsiTheme="majorHAnsi" w:cstheme="majorHAnsi"/>
-          <w:lang w:val="en-US"/>
-        </w:rPr>
-        <w:t>quan</w:t>
-      </w:r>
-      <w:proofErr w:type="spellEnd"/>
-      <w:r>
-        <w:rPr>
-          <w:rFonts w:asciiTheme="majorHAnsi" w:hAnsiTheme="majorHAnsi" w:cstheme="majorHAnsi"/>
-          <w:lang w:val="en-US"/>
-        </w:rPr>
-        <w:t xml:space="preserve"> </w:t>
-      </w:r>
-      <w:proofErr w:type="spellStart"/>
-      <w:r>
-        <w:rPr>
-          <w:rFonts w:asciiTheme="majorHAnsi" w:hAnsiTheme="majorHAnsi" w:cstheme="majorHAnsi"/>
-          <w:lang w:val="en-US"/>
-        </w:rPr>
-        <w:t>hóa</w:t>
-      </w:r>
-      <w:proofErr w:type="spellEnd"/>
-      <w:r>
-        <w:rPr>
-          <w:rFonts w:asciiTheme="majorHAnsi" w:hAnsiTheme="majorHAnsi" w:cstheme="majorHAnsi"/>
-          <w:lang w:val="en-US"/>
-        </w:rPr>
-        <w:t xml:space="preserve"> </w:t>
-      </w:r>
-      <w:proofErr w:type="spellStart"/>
-      <w:r>
-        <w:rPr>
-          <w:rFonts w:asciiTheme="majorHAnsi" w:hAnsiTheme="majorHAnsi" w:cstheme="majorHAnsi"/>
-          <w:lang w:val="en-US"/>
-        </w:rPr>
-        <w:t>tư</w:t>
-      </w:r>
-      <w:proofErr w:type="spellEnd"/>
-      <w:r>
-        <w:rPr>
-          <w:rFonts w:asciiTheme="majorHAnsi" w:hAnsiTheme="majorHAnsi" w:cstheme="majorHAnsi"/>
-          <w:lang w:val="en-US"/>
-        </w:rPr>
-        <w:t xml:space="preserve"> </w:t>
-      </w:r>
-      <w:proofErr w:type="spellStart"/>
-      <w:r>
-        <w:rPr>
-          <w:rFonts w:asciiTheme="majorHAnsi" w:hAnsiTheme="majorHAnsi" w:cstheme="majorHAnsi"/>
-          <w:lang w:val="en-US"/>
-        </w:rPr>
-        <w:t>duy</w:t>
-      </w:r>
-      <w:proofErr w:type="spellEnd"/>
-      <w:r>
-        <w:rPr>
-          <w:rFonts w:asciiTheme="majorHAnsi" w:hAnsiTheme="majorHAnsi" w:cstheme="majorHAnsi"/>
-          <w:lang w:val="en-US"/>
-        </w:rPr>
-        <w:t xml:space="preserve"> </w:t>
-      </w:r>
-      <w:proofErr w:type="spellStart"/>
-      <w:r>
-        <w:rPr>
-          <w:rFonts w:asciiTheme="majorHAnsi" w:hAnsiTheme="majorHAnsi" w:cstheme="majorHAnsi"/>
-          <w:lang w:val="en-US"/>
-        </w:rPr>
-        <w:t>hệ</w:t>
-      </w:r>
-      <w:proofErr w:type="spellEnd"/>
-      <w:r>
-        <w:rPr>
-          <w:rFonts w:asciiTheme="majorHAnsi" w:hAnsiTheme="majorHAnsi" w:cstheme="majorHAnsi"/>
-          <w:lang w:val="en-US"/>
-        </w:rPr>
-        <w:t xml:space="preserve"> </w:t>
-      </w:r>
-      <w:proofErr w:type="spellStart"/>
-      <w:r>
-        <w:rPr>
-          <w:rFonts w:asciiTheme="majorHAnsi" w:hAnsiTheme="majorHAnsi" w:cstheme="majorHAnsi"/>
-          <w:lang w:val="en-US"/>
-        </w:rPr>
-        <w:t>thống</w:t>
-      </w:r>
-      <w:proofErr w:type="spellEnd"/>
-      <w:r>
-        <w:rPr>
-          <w:rFonts w:asciiTheme="majorHAnsi" w:hAnsiTheme="majorHAnsi" w:cstheme="majorHAnsi"/>
-          <w:lang w:val="en-US"/>
-        </w:rPr>
-        <w:t>:</w:t>
-      </w:r>
     </w:p>
     <w:p>
       <w:pPr>
@@ -10211,6 +9514,7 @@
   <w:style w:type="character" w:default="1" w:styleId="DefaultParagraphFont">
     <w:name w:val="Default Paragraph Font"/>
     <w:uiPriority w:val="1"/>
+    <w:semiHidden/>
     <w:unhideWhenUsed/>
   </w:style>
   <w:style w:type="table" w:default="1" w:styleId="TableNormal">
